--- a/Files/01 - Bereshis/10 - Mikeitz/5785/Mikeitz 5785.docx
+++ b/Files/01 - Bereshis/10 - Mikeitz/5785/Mikeitz 5785.docx
@@ -187,7 +187,13 @@
         <w:rPr>
           <w:rFonts w:ascii="Times New Roman" w:hAnsi="Times New Roman" w:cs="Times New Roman"/>
         </w:rPr>
-        <w:t xml:space="preserve"> scraggily</w:t>
+        <w:t xml:space="preserve"> scragg</w:t>
+      </w:r>
+      <w:r>
+        <w:rPr>
+          <w:rFonts w:ascii="Times New Roman" w:hAnsi="Times New Roman" w:cs="Times New Roman"/>
+        </w:rPr>
+        <w:t>ly</w:t>
       </w:r>
       <w:r>
         <w:rPr>
@@ -1032,7 +1038,7 @@
         <w:rPr>
           <w:rFonts w:ascii="Times New Roman" w:hAnsi="Times New Roman" w:cs="Times New Roman"/>
         </w:rPr>
-        <w:t xml:space="preserve">What we learn is that all confrontations in the world stem from </w:t>
+        <w:t>What we learn is that all confrontations in the world stem from</w:t>
       </w:r>
       <w:r>
         <w:rPr>
@@ -1328,7 +1334,7 @@
         <w:rPr>
           <w:rFonts w:ascii="Times New Roman" w:hAnsi="Times New Roman" w:cs="Times New Roman"/>
         </w:rPr>
-        <w:t xml:space="preserve">I said </w:t>
+        <w:t>I said</w:t>
       </w:r>
       <w:r>
         <w:rPr>
@@ -1523,7 +1529,7 @@
           <w:rFonts w:ascii="Times New Roman" w:hAnsi="Times New Roman" w:cs="Times New Roman" w:hint="cs"/>
           <w:rtl/>
         </w:rPr>
-        <w:t xml:space="preserve">שְׁנָתַיִם </w:t>
+        <w:t>שְׁנָתַיִם</w:t>
       </w:r>
       <w:r>
         <w:rPr>
@@ -1648,7 +1654,19 @@
         <w:rPr>
           <w:rFonts w:ascii="Times New Roman" w:hAnsi="Times New Roman" w:cs="Times New Roman"/>
         </w:rPr>
-        <w:t xml:space="preserve">, a chassidish Rebbe, quoting his father </w:t>
+        <w:t xml:space="preserve">, a </w:t>
+      </w:r>
+      <w:r>
+        <w:rPr>
+          <w:rFonts w:ascii="Times New Roman" w:hAnsi="Times New Roman" w:cs="Times New Roman"/>
+        </w:rPr>
+        <w:t>chassidish</w:t>
+      </w:r>
+      <w:r>
+        <w:rPr>
+          <w:rFonts w:ascii="Times New Roman" w:hAnsi="Times New Roman" w:cs="Times New Roman"/>
+        </w:rPr>
+        <w:t xml:space="preserve"> Rebbe, quoting his father </w:t>
       </w:r>
       <w:r>
         <w:rPr>
@@ -1662,7 +1680,7 @@
           <w:rFonts w:ascii="Times New Roman" w:hAnsi="Times New Roman" w:cs="Times New Roman"/>
           <w:rtl/>
         </w:rPr>
-        <w:t>״</w:t>
+        <w:t>"</w:t>
       </w:r>
       <w:r>
         <w:rPr>
@@ -1971,7 +1989,7 @@
         <w:rPr>
           <w:rFonts w:ascii="Times New Roman" w:hAnsi="Times New Roman" w:cs="Times New Roman"/>
         </w:rPr>
-        <w:t xml:space="preserve"> pasuk </w:t>
+        <w:t xml:space="preserve"> pasuk</w:t>
       </w:r>
       <w:r>
         <w:rPr>
@@ -2164,7 +2182,7 @@
         <w:rPr>
           <w:rFonts w:ascii="Times New Roman" w:hAnsi="Times New Roman" w:cs="Times New Roman"/>
         </w:rPr>
-        <w:t xml:space="preserve">. If we have time, we should grab a </w:t>
+        <w:t>. If we have time, we should grab a</w:t>
       </w:r>
       <w:r>
         <w:rPr>

--- a/Files/01 - Bereshis/10 - Mikeitz/5785/Mikeitz 5785.docx
+++ b/Files/01 - Bereshis/10 - Mikeitz/5785/Mikeitz 5785.docx
@@ -1038,7 +1038,7 @@
         <w:rPr>
           <w:rFonts w:ascii="Times New Roman" w:hAnsi="Times New Roman" w:cs="Times New Roman"/>
         </w:rPr>
-        <w:t>What we learn is that all confrontations in the world stem from</w:t>
+        <w:t xml:space="preserve">What we learn is that all confrontations in the world stem from </w:t>
       </w:r>
       <w:r>
         <w:rPr>
@@ -1334,7 +1334,7 @@
         <w:rPr>
           <w:rFonts w:ascii="Times New Roman" w:hAnsi="Times New Roman" w:cs="Times New Roman"/>
         </w:rPr>
-        <w:t>I said</w:t>
+        <w:t xml:space="preserve">I said </w:t>
       </w:r>
       <w:r>
         <w:rPr>
@@ -1529,13 +1529,39 @@
           <w:rFonts w:ascii="Times New Roman" w:hAnsi="Times New Roman" w:cs="Times New Roman" w:hint="cs"/>
           <w:rtl/>
         </w:rPr>
+        <w:t xml:space="preserve">שְׁנָתַיִם </w:t>
+      </w:r>
+      <w:r>
+        <w:rPr>
+          <w:rFonts w:ascii="Times New Roman" w:hAnsi="Times New Roman" w:cs="Times New Roman"/>
+        </w:rPr>
+        <w:t xml:space="preserve">and </w:t>
+      </w:r>
+      <w:r>
+        <w:rPr>
+          <w:rFonts w:ascii="Times New Roman" w:hAnsi="Times New Roman" w:cs="Times New Roman" w:hint="cs"/>
+          <w:rtl/>
+        </w:rPr>
+        <w:t>יָמִים</w:t>
+      </w:r>
+      <w:r>
+        <w:rPr>
+          <w:rFonts w:ascii="Times New Roman" w:hAnsi="Times New Roman" w:cs="Times New Roman"/>
+        </w:rPr>
+        <w:t xml:space="preserve">. </w:t>
+      </w:r>
+      <w:r>
+        <w:rPr>
+          <w:rFonts w:ascii="Times New Roman" w:hAnsi="Times New Roman" w:cs="Times New Roman" w:hint="cs"/>
+          <w:rtl/>
+        </w:rPr>
         <w:t>שְׁנָתַיִם</w:t>
       </w:r>
       <w:r>
         <w:rPr>
           <w:rFonts w:ascii="Times New Roman" w:hAnsi="Times New Roman" w:cs="Times New Roman"/>
         </w:rPr>
-        <w:t xml:space="preserve">and </w:t>
+        <w:t xml:space="preserve"> means years, and </w:t>
       </w:r>
       <w:r>
         <w:rPr>
@@ -1548,32 +1574,6 @@
         <w:rPr>
           <w:rFonts w:ascii="Times New Roman" w:hAnsi="Times New Roman" w:cs="Times New Roman"/>
         </w:rPr>
-        <w:t xml:space="preserve">. </w:t>
-      </w:r>
-      <w:r>
-        <w:rPr>
-          <w:rFonts w:ascii="Times New Roman" w:hAnsi="Times New Roman" w:cs="Times New Roman" w:hint="cs"/>
-          <w:rtl/>
-        </w:rPr>
-        <w:t>שְׁנָתַיִם</w:t>
-      </w:r>
-      <w:r>
-        <w:rPr>
-          <w:rFonts w:ascii="Times New Roman" w:hAnsi="Times New Roman" w:cs="Times New Roman"/>
-        </w:rPr>
-        <w:t xml:space="preserve"> means years, and </w:t>
-      </w:r>
-      <w:r>
-        <w:rPr>
-          <w:rFonts w:ascii="Times New Roman" w:hAnsi="Times New Roman" w:cs="Times New Roman" w:hint="cs"/>
-          <w:rtl/>
-        </w:rPr>
-        <w:t>יָמִים</w:t>
-      </w:r>
-      <w:r>
-        <w:rPr>
-          <w:rFonts w:ascii="Times New Roman" w:hAnsi="Times New Roman" w:cs="Times New Roman"/>
-        </w:rPr>
         <w:t xml:space="preserve"> means days. If days are not years and years are not days, what does this mean? </w:t>
       </w:r>
       <w:r>
@@ -1680,7 +1680,7 @@
           <w:rFonts w:ascii="Times New Roman" w:hAnsi="Times New Roman" w:cs="Times New Roman"/>
           <w:rtl/>
         </w:rPr>
-        <w:t>"</w:t>
+        <w:t>״</w:t>
       </w:r>
       <w:r>
         <w:rPr>
@@ -1989,7 +1989,7 @@
         <w:rPr>
           <w:rFonts w:ascii="Times New Roman" w:hAnsi="Times New Roman" w:cs="Times New Roman"/>
         </w:rPr>
-        <w:t xml:space="preserve"> pasuk</w:t>
+        <w:t xml:space="preserve"> pasuk </w:t>
       </w:r>
       <w:r>
         <w:rPr>
@@ -2182,7 +2182,7 @@
         <w:rPr>
           <w:rFonts w:ascii="Times New Roman" w:hAnsi="Times New Roman" w:cs="Times New Roman"/>
         </w:rPr>
-        <w:t>. If we have time, we should grab a</w:t>
+        <w:t xml:space="preserve">. If we have time, we should grab a </w:t>
       </w:r>
       <w:r>
         <w:rPr>
